--- a/tillsyn/A 28806-2024 tillsynsbegäran.docx
+++ b/tillsyn/A 28806-2024 tillsynsbegäran.docx
@@ -2575,7 +2575,7 @@
     <w:r>
       <w:tab/>
       <w:tab/>
-      <w:t>2026-09-14</w:t>
+      <w:t>2026-09-15</w:t>
       <w:br/>
       <w:br/>
     </w:r>

--- a/tillsyn/A 28806-2024 tillsynsbegäran.docx
+++ b/tillsyn/A 28806-2024 tillsynsbegäran.docx
@@ -2575,7 +2575,7 @@
     <w:r>
       <w:tab/>
       <w:tab/>
-      <w:t>2026-09-15</w:t>
+      <w:t>2026-09-16</w:t>
       <w:br/>
       <w:br/>
     </w:r>

--- a/tillsyn/A 28806-2024 tillsynsbegäran.docx
+++ b/tillsyn/A 28806-2024 tillsynsbegäran.docx
@@ -2575,7 +2575,7 @@
     <w:r>
       <w:tab/>
       <w:tab/>
-      <w:t>2026-09-16</w:t>
+      <w:t>2026-09-17</w:t>
       <w:br/>
       <w:br/>
     </w:r>

--- a/tillsyn/A 28806-2024 tillsynsbegäran.docx
+++ b/tillsyn/A 28806-2024 tillsynsbegäran.docx
@@ -2575,7 +2575,7 @@
     <w:r>
       <w:tab/>
       <w:tab/>
-      <w:t>2026-09-17</w:t>
+      <w:t>2026-09-18</w:t>
       <w:br/>
       <w:br/>
     </w:r>

--- a/tillsyn/A 28806-2024 tillsynsbegäran.docx
+++ b/tillsyn/A 28806-2024 tillsynsbegäran.docx
@@ -2575,7 +2575,7 @@
     <w:r>
       <w:tab/>
       <w:tab/>
-      <w:t>2026-09-18</w:t>
+      <w:t>2026-09-19</w:t>
       <w:br/>
       <w:br/>
     </w:r>

--- a/tillsyn/A 28806-2024 tillsynsbegäran.docx
+++ b/tillsyn/A 28806-2024 tillsynsbegäran.docx
@@ -2575,7 +2575,7 @@
     <w:r>
       <w:tab/>
       <w:tab/>
-      <w:t>2026-09-19</w:t>
+      <w:t>2026-09-21</w:t>
       <w:br/>
       <w:br/>
     </w:r>

--- a/tillsyn/A 28806-2024 tillsynsbegäran.docx
+++ b/tillsyn/A 28806-2024 tillsynsbegäran.docx
@@ -2575,7 +2575,7 @@
     <w:r>
       <w:tab/>
       <w:tab/>
-      <w:t>2026-09-21</w:t>
+      <w:t>2026-09-23</w:t>
       <w:br/>
       <w:br/>
     </w:r>

--- a/tillsyn/A 28806-2024 tillsynsbegäran.docx
+++ b/tillsyn/A 28806-2024 tillsynsbegäran.docx
@@ -2575,7 +2575,7 @@
     <w:r>
       <w:tab/>
       <w:tab/>
-      <w:t>2026-09-23</w:t>
+      <w:t>2026-09-24</w:t>
       <w:br/>
       <w:br/>
     </w:r>

--- a/tillsyn/A 28806-2024 tillsynsbegäran.docx
+++ b/tillsyn/A 28806-2024 tillsynsbegäran.docx
@@ -2575,7 +2575,7 @@
     <w:r>
       <w:tab/>
       <w:tab/>
-      <w:t>2026-09-24</w:t>
+      <w:t>2026-09-25</w:t>
       <w:br/>
       <w:br/>
     </w:r>

--- a/tillsyn/A 28806-2024 tillsynsbegäran.docx
+++ b/tillsyn/A 28806-2024 tillsynsbegäran.docx
@@ -2575,7 +2575,7 @@
     <w:r>
       <w:tab/>
       <w:tab/>
-      <w:t>2026-09-25</w:t>
+      <w:t>2026-09-26</w:t>
       <w:br/>
       <w:br/>
     </w:r>

--- a/tillsyn/A 28806-2024 tillsynsbegäran.docx
+++ b/tillsyn/A 28806-2024 tillsynsbegäran.docx
@@ -2575,7 +2575,7 @@
     <w:r>
       <w:tab/>
       <w:tab/>
-      <w:t>2026-09-26</w:t>
+      <w:t>2026-09-27</w:t>
       <w:br/>
       <w:br/>
     </w:r>

--- a/tillsyn/A 28806-2024 tillsynsbegäran.docx
+++ b/tillsyn/A 28806-2024 tillsynsbegäran.docx
@@ -2575,7 +2575,7 @@
     <w:r>
       <w:tab/>
       <w:tab/>
-      <w:t>2026-09-27</w:t>
+      <w:t>2026-09-28</w:t>
       <w:br/>
       <w:br/>
     </w:r>

--- a/tillsyn/A 28806-2024 tillsynsbegäran.docx
+++ b/tillsyn/A 28806-2024 tillsynsbegäran.docx
@@ -2575,7 +2575,7 @@
     <w:r>
       <w:tab/>
       <w:tab/>
-      <w:t>2026-09-28</w:t>
+      <w:t>2026-09-29</w:t>
       <w:br/>
       <w:br/>
     </w:r>

--- a/tillsyn/A 28806-2024 tillsynsbegäran.docx
+++ b/tillsyn/A 28806-2024 tillsynsbegäran.docx
@@ -2575,7 +2575,7 @@
     <w:r>
       <w:tab/>
       <w:tab/>
-      <w:t>2026-09-29</w:t>
+      <w:t>2026-09-30</w:t>
       <w:br/>
       <w:br/>
     </w:r>

--- a/tillsyn/A 28806-2024 tillsynsbegäran.docx
+++ b/tillsyn/A 28806-2024 tillsynsbegäran.docx
@@ -2575,7 +2575,7 @@
     <w:r>
       <w:tab/>
       <w:tab/>
-      <w:t>2026-09-30</w:t>
+      <w:t>2026-10-01</w:t>
       <w:br/>
       <w:br/>
     </w:r>

--- a/tillsyn/A 28806-2024 tillsynsbegäran.docx
+++ b/tillsyn/A 28806-2024 tillsynsbegäran.docx
@@ -2575,7 +2575,7 @@
     <w:r>
       <w:tab/>
       <w:tab/>
-      <w:t>2026-10-01</w:t>
+      <w:t>2026-10-02</w:t>
       <w:br/>
       <w:br/>
     </w:r>

--- a/tillsyn/A 28806-2024 tillsynsbegäran.docx
+++ b/tillsyn/A 28806-2024 tillsynsbegäran.docx
@@ -2575,7 +2575,7 @@
     <w:r>
       <w:tab/>
       <w:tab/>
-      <w:t>2026-10-02</w:t>
+      <w:t>2026-10-03</w:t>
       <w:br/>
       <w:br/>
     </w:r>

--- a/tillsyn/A 28806-2024 tillsynsbegäran.docx
+++ b/tillsyn/A 28806-2024 tillsynsbegäran.docx
@@ -2575,7 +2575,7 @@
     <w:r>
       <w:tab/>
       <w:tab/>
-      <w:t>2026-10-03</w:t>
+      <w:t>2026-10-04</w:t>
       <w:br/>
       <w:br/>
     </w:r>

--- a/tillsyn/A 28806-2024 tillsynsbegäran.docx
+++ b/tillsyn/A 28806-2024 tillsynsbegäran.docx
@@ -2575,7 +2575,7 @@
     <w:r>
       <w:tab/>
       <w:tab/>
-      <w:t>2026-10-04</w:t>
+      <w:t>2026-10-05</w:t>
       <w:br/>
       <w:br/>
     </w:r>

--- a/tillsyn/A 28806-2024 tillsynsbegäran.docx
+++ b/tillsyn/A 28806-2024 tillsynsbegäran.docx
@@ -2575,7 +2575,7 @@
     <w:r>
       <w:tab/>
       <w:tab/>
-      <w:t>2026-10-05</w:t>
+      <w:t>2026-10-06</w:t>
       <w:br/>
       <w:br/>
     </w:r>

--- a/tillsyn/A 28806-2024 tillsynsbegäran.docx
+++ b/tillsyn/A 28806-2024 tillsynsbegäran.docx
@@ -2575,7 +2575,7 @@
     <w:r>
       <w:tab/>
       <w:tab/>
-      <w:t>2026-10-06</w:t>
+      <w:t>2026-10-07</w:t>
       <w:br/>
       <w:br/>
     </w:r>

--- a/tillsyn/A 28806-2024 tillsynsbegäran.docx
+++ b/tillsyn/A 28806-2024 tillsynsbegäran.docx
@@ -2575,7 +2575,7 @@
     <w:r>
       <w:tab/>
       <w:tab/>
-      <w:t>2026-10-07</w:t>
+      <w:t>2026-10-08</w:t>
       <w:br/>
       <w:br/>
     </w:r>

--- a/tillsyn/A 28806-2024 tillsynsbegäran.docx
+++ b/tillsyn/A 28806-2024 tillsynsbegäran.docx
@@ -22,7 +22,7 @@
       <w:r>
         <w:drawing>
           <wp:inline xmlns:a="http://schemas.openxmlformats.org/drawingml/2006/main" xmlns:pic="http://schemas.openxmlformats.org/drawingml/2006/picture">
-            <wp:extent cx="5138066" cy="5724000"/>
+            <wp:extent cx="5059434" cy="5724000"/>
             <wp:docPr id="1" name="Picture 1"/>
             <wp:cNvGraphicFramePr>
               <a:graphicFrameLocks noChangeAspect="1"/>
@@ -43,7 +43,7 @@
                   <pic:spPr>
                     <a:xfrm>
                       <a:off x="0" y="0"/>
-                      <a:ext cx="5138066" cy="5724000"/>
+                      <a:ext cx="5059434" cy="5724000"/>
                     </a:xfrm>
                     <a:prstGeom prst="rect"/>
                   </pic:spPr>
@@ -65,7 +65,7 @@
     </w:p>
     <w:p>
       <w:r>
-        <w:t>I och inom 23 meter från avverkningsanmälan finns fynd av 51 naturvårdsarter, varav 28 är rödlistade, 16 är fridlysta, 28 är typiska (T) och 11 är signalarter (S): blackticka (VU), goliatmusseron (VU, T), gul taggsvamp (VU, T), jättemusseron (VU), knärot (VU, T, §8), rotfingersvamp (VU), blå taggsvamp (NT, T), dofttaggsvamp (NT, T), dropptaggsvamp (NT, T), fjällig taggsvamp s.str. (NT), fyrflikig jordstjärna (NT, T), gultoppig fingersvamp (NT), jungfrulin (NT), kattfotslav (NT, T), koralltaggsvamp (NT, T), motaggsvamp (NT, T), nordfladdermus (NT, §4a), orange taggsvamp (NT, T), skarp dropptaggsvamp (NT), svartvit taggsvamp (NT), svinrot (NT), tallticka (NT, T), talltita (NT, §4), ullticka (NT, T), vedskivlav (NT, T), vippärt (NT, T), vårstarr (NT), vårärt (NT, T), blomkålssvamp (S), blåmossa (S, T), bronshjon (S, T), granbarkgnagare (S, T), grovticka (S, T), grön sköldmossa (S, T, §8), grönpyrola (S, T), mindre märgborre (S, T), rödgul trumpetsvamp (S), vedticka (S, T), vågbandad barkbock (S), järpe (T, §4), mattlummer (T, §9), spillkråka (T, §4), tjäder (T, §4), havsörn (§4), kungsfågel (§4), huggorm (§6), vanlig groda (§6), vanlig padda (§6), vanlig snok (§6), fläcknycklar (§8) och revlummer (§9). Se Figur 1.</w:t>
+        <w:t>I och inom 23 meter från avverkningsanmälan finns fynd av 52 naturvårdsarter, varav 29 är rödlistade, 16 är fridlysta, 29 är typiska (T) och 11 är signalarter (S): blackticka (VU), goliatmusseron (VU, T), gul taggsvamp (VU, T), jättemusseron (VU), knärot (VU, T, §8), rotfingersvamp (VU), blå taggsvamp (NT, T), dofttaggsvamp (NT, T), dropptaggsvamp (NT, T), fjällig taggsvamp s.str. (NT), fyrflikig jordstjärna (NT, T), gultoppig fingersvamp (NT), jungfrulin (NT), kattfotslav (NT, T), koralltaggsvamp (NT, T), motaggsvamp (NT, T), nordfladdermus (NT, §4a), orange taggsvamp (NT, T), rödbrun blekspik (NT, T), skarp dropptaggsvamp (NT), svartvit taggsvamp (NT), svinrot (NT), tallticka (NT, T), talltita (NT, §4), ullticka (NT, T), vedskivlav (NT, T), vippärt (NT, T), vårstarr (NT), vårärt (NT, T), blomkålssvamp (S), blåmossa (S, T), bronshjon (S, T), granbarkgnagare (S, T), grovticka (S, T), grön sköldmossa (S, T, §8), grönpyrola (S, T), mindre märgborre (S, T), rödgul trumpetsvamp (S), vedticka (S, T), vågbandad barkbock (S), järpe (T, §4), mattlummer (T, §9), spillkråka (T, §4), tjäder (T, §4), havsörn (§4), kungsfågel (§4), huggorm (§6), vanlig groda (§6), vanlig padda (§6), vanlig snok (§6), fläcknycklar (§8) och revlummer (§9). Se Figur 1.</w:t>
       </w:r>
     </w:p>
     <w:p>
@@ -493,6 +493,35 @@
         <w:rPr>
           <w:b/>
         </w:rPr>
+        <w:t>Rödbrun blekspik (NT)</w:t>
+      </w:r>
+      <w:r>
+        <w:t xml:space="preserve"> växer i norra Sverige på bark och ved av björk och gran i skogar med hög och jämn luftfuktighet. I södra Sverige växer den främst på ek i öppna åldriga lövskogar. I norra delen av sitt utbredningsområde hotas arten av slutavverkningar av gamla granskogar. I den södra delen av landet hotas den genom de åldriga lövskogarnas tillbakagång och särskilt ekhagarnas igenväxning och genom plantering av sådan mark med barrskog. Rödbrun blekspik är typisk art för </w:t>
+      </w:r>
+      <w:r>
+        <w:rPr>
+          <w:i/>
+        </w:rPr>
+        <w:t xml:space="preserve">9010 Taiga, 9020 Nordlig ädellövskog, 9070 Trädklädd betesmark, 9160 Näringsrik ekskog </w:t>
+      </w:r>
+      <w:r>
+        <w:t xml:space="preserve">och </w:t>
+      </w:r>
+      <w:r>
+        <w:rPr>
+          <w:i/>
+        </w:rPr>
+        <w:t>9180 Ädellövskog i branter</w:t>
+      </w:r>
+      <w:r>
+        <w:t xml:space="preserve"> och signalerar alltid höga naturvärden (SLU Artdatabanken, 2024; Nitare &amp; Skogsstyrelsen, 2019).</w:t>
+      </w:r>
+    </w:p>
+    <w:p>
+      <w:r>
+        <w:rPr>
+          <w:b/>
+        </w:rPr>
         <w:t xml:space="preserve">Skarp dropptaggsvamp (NT) </w:t>
       </w:r>
       <w:r>
@@ -1068,7 +1097,7 @@
     </w:p>
     <w:p>
       <w:r>
-        <w:t>Följande typiska arter har sina livsmiljöer och växtplatser i den avverkningsanmälda skogen: goliatmusseron (VU, T), gul taggsvamp (VU, T), knärot (VU, T, §8), blå taggsvamp (NT, T), dofttaggsvamp (NT, T), dropptaggsvamp (NT, T), fyrflikig jordstjärna (NT, T), kattfotslav (NT, T), koralltaggsvamp (NT, T), motaggsvamp (NT, T), orange taggsvamp (NT, T), tallticka (NT, T), ullticka (NT, T), vedskivlav (NT, T), vippärt (NT, T), vårärt (NT, T), blåmossa (S, T), bronshjon (S, T), granbarkgnagare (S, T), grovticka (S, T), grön sköldmossa (S, T, §8), grönpyrola (S, T), mindre märgborre (S, T), vedticka (S, T), järpe (T, §4), mattlummer (T, §9), spillkråka (T, §4) och tjäder (T, §4).</w:t>
+        <w:t>Följande typiska arter har sina livsmiljöer och växtplatser i den avverkningsanmälda skogen: goliatmusseron (VU, T), gul taggsvamp (VU, T), knärot (VU, T, §8), blå taggsvamp (NT, T), dofttaggsvamp (NT, T), dropptaggsvamp (NT, T), fyrflikig jordstjärna (NT, T), kattfotslav (NT, T), koralltaggsvamp (NT, T), motaggsvamp (NT, T), orange taggsvamp (NT, T), rödbrun blekspik (NT, T), tallticka (NT, T), ullticka (NT, T), vedskivlav (NT, T), vippärt (NT, T), vårärt (NT, T), blåmossa (S, T), bronshjon (S, T), granbarkgnagare (S, T), grovticka (S, T), grön sköldmossa (S, T, §8), grönpyrola (S, T), mindre märgborre (S, T), vedticka (S, T), järpe (T, §4), mattlummer (T, §9), spillkråka (T, §4) och tjäder (T, §4).</w:t>
       </w:r>
     </w:p>
     <w:p>
@@ -2575,7 +2604,7 @@
     <w:r>
       <w:tab/>
       <w:tab/>
-      <w:t>2026-10-08</w:t>
+      <w:t>2026-10-09</w:t>
       <w:br/>
       <w:br/>
     </w:r>

--- a/tillsyn/A 28806-2024 tillsynsbegäran.docx
+++ b/tillsyn/A 28806-2024 tillsynsbegäran.docx
@@ -22,7 +22,7 @@
       <w:r>
         <w:drawing>
           <wp:inline xmlns:a="http://schemas.openxmlformats.org/drawingml/2006/main" xmlns:pic="http://schemas.openxmlformats.org/drawingml/2006/picture">
-            <wp:extent cx="5059434" cy="5724000"/>
+            <wp:extent cx="5142875" cy="5724000"/>
             <wp:docPr id="1" name="Picture 1"/>
             <wp:cNvGraphicFramePr>
               <a:graphicFrameLocks noChangeAspect="1"/>
@@ -43,7 +43,7 @@
                   <pic:spPr>
                     <a:xfrm>
                       <a:off x="0" y="0"/>
-                      <a:ext cx="5059434" cy="5724000"/>
+                      <a:ext cx="5142875" cy="5724000"/>
                     </a:xfrm>
                     <a:prstGeom prst="rect"/>
                   </pic:spPr>
@@ -65,7 +65,7 @@
     </w:p>
     <w:p>
       <w:r>
-        <w:t>I och inom 23 meter från avverkningsanmälan finns fynd av 52 naturvårdsarter, varav 29 är rödlistade, 16 är fridlysta, 29 är typiska (T) och 11 är signalarter (S): blackticka (VU), goliatmusseron (VU, T), gul taggsvamp (VU, T), jättemusseron (VU), knärot (VU, T, §8), rotfingersvamp (VU), blå taggsvamp (NT, T), dofttaggsvamp (NT, T), dropptaggsvamp (NT, T), fjällig taggsvamp s.str. (NT), fyrflikig jordstjärna (NT, T), gultoppig fingersvamp (NT), jungfrulin (NT), kattfotslav (NT, T), koralltaggsvamp (NT, T), motaggsvamp (NT, T), nordfladdermus (NT, §4a), orange taggsvamp (NT, T), rödbrun blekspik (NT, T), skarp dropptaggsvamp (NT), svartvit taggsvamp (NT), svinrot (NT), tallticka (NT, T), talltita (NT, §4), ullticka (NT, T), vedskivlav (NT, T), vippärt (NT, T), vårstarr (NT), vårärt (NT, T), blomkålssvamp (S), blåmossa (S, T), bronshjon (S, T), granbarkgnagare (S, T), grovticka (S, T), grön sköldmossa (S, T, §8), grönpyrola (S, T), mindre märgborre (S, T), rödgul trumpetsvamp (S), vedticka (S, T), vågbandad barkbock (S), järpe (T, §4), mattlummer (T, §9), spillkråka (T, §4), tjäder (T, §4), havsörn (§4), kungsfågel (§4), huggorm (§6), vanlig groda (§6), vanlig padda (§6), vanlig snok (§6), fläcknycklar (§8) och revlummer (§9). Se Figur 1.</w:t>
+        <w:t>I och inom 23 meter från avverkningsanmälan finns fynd av 51 naturvårdsarter, varav 28 är rödlistade, 16 är fridlysta, 28 är typiska (T) och 11 är signalarter (S): blackticka (VU), goliatmusseron (VU, T), gul taggsvamp (VU, T), jättemusseron (VU), knärot (VU, T, §8), rotfingersvamp (VU), blå taggsvamp (NT, T), dofttaggsvamp (NT, T), dropptaggsvamp (NT, T), fjällig taggsvamp s.str. (NT), fyrflikig jordstjärna (NT, T), gultoppig fingersvamp (NT), jungfrulin (NT), kattfotslav (NT, T), koralltaggsvamp (NT, T), motaggsvamp (NT, T), nordfladdermus (NT, §4a), orange taggsvamp (NT, T), skarp dropptaggsvamp (NT), svartvit taggsvamp (NT), svinrot (NT), tallticka (NT, T), talltita (NT, §4), ullticka (NT, T), vedskivlav (NT, T), vippärt (NT, T), vårstarr (NT), vårärt (NT, T), blomkålssvamp (S), blåmossa (S, T), bronshjon (S, T), granbarkgnagare (S, T), grovticka (S, T), grön sköldmossa (S, T, §8), grönpyrola (S, T), mindre märgborre (S, T), rödgul trumpetsvamp (S), vedticka (S, T), vågbandad barkbock (S), järpe (T, §4), mattlummer (T, §9), spillkråka (T, §4), tjäder (T, §4), havsörn (§4), kungsfågel (§4), huggorm (§6), vanlig groda (§6), vanlig padda (§6), vanlig snok (§6), fläcknycklar (§8) och revlummer (§9). Se Figur 1.</w:t>
       </w:r>
     </w:p>
     <w:p>
@@ -493,35 +493,6 @@
         <w:rPr>
           <w:b/>
         </w:rPr>
-        <w:t>Rödbrun blekspik (NT)</w:t>
-      </w:r>
-      <w:r>
-        <w:t xml:space="preserve"> växer i norra Sverige på bark och ved av björk och gran i skogar med hög och jämn luftfuktighet. I södra Sverige växer den främst på ek i öppna åldriga lövskogar. I norra delen av sitt utbredningsområde hotas arten av slutavverkningar av gamla granskogar. I den södra delen av landet hotas den genom de åldriga lövskogarnas tillbakagång och särskilt ekhagarnas igenväxning och genom plantering av sådan mark med barrskog. Rödbrun blekspik är typisk art för </w:t>
-      </w:r>
-      <w:r>
-        <w:rPr>
-          <w:i/>
-        </w:rPr>
-        <w:t xml:space="preserve">9010 Taiga, 9020 Nordlig ädellövskog, 9070 Trädklädd betesmark, 9160 Näringsrik ekskog </w:t>
-      </w:r>
-      <w:r>
-        <w:t xml:space="preserve">och </w:t>
-      </w:r>
-      <w:r>
-        <w:rPr>
-          <w:i/>
-        </w:rPr>
-        <w:t>9180 Ädellövskog i branter</w:t>
-      </w:r>
-      <w:r>
-        <w:t xml:space="preserve"> och signalerar alltid höga naturvärden (SLU Artdatabanken, 2024; Nitare &amp; Skogsstyrelsen, 2019).</w:t>
-      </w:r>
-    </w:p>
-    <w:p>
-      <w:r>
-        <w:rPr>
-          <w:b/>
-        </w:rPr>
         <w:t xml:space="preserve">Skarp dropptaggsvamp (NT) </w:t>
       </w:r>
       <w:r>
@@ -1097,7 +1068,7 @@
     </w:p>
     <w:p>
       <w:r>
-        <w:t>Följande typiska arter har sina livsmiljöer och växtplatser i den avverkningsanmälda skogen: goliatmusseron (VU, T), gul taggsvamp (VU, T), knärot (VU, T, §8), blå taggsvamp (NT, T), dofttaggsvamp (NT, T), dropptaggsvamp (NT, T), fyrflikig jordstjärna (NT, T), kattfotslav (NT, T), koralltaggsvamp (NT, T), motaggsvamp (NT, T), orange taggsvamp (NT, T), rödbrun blekspik (NT, T), tallticka (NT, T), ullticka (NT, T), vedskivlav (NT, T), vippärt (NT, T), vårärt (NT, T), blåmossa (S, T), bronshjon (S, T), granbarkgnagare (S, T), grovticka (S, T), grön sköldmossa (S, T, §8), grönpyrola (S, T), mindre märgborre (S, T), vedticka (S, T), järpe (T, §4), mattlummer (T, §9), spillkråka (T, §4) och tjäder (T, §4).</w:t>
+        <w:t>Följande typiska arter har sina livsmiljöer och växtplatser i den avverkningsanmälda skogen: goliatmusseron (VU, T), gul taggsvamp (VU, T), knärot (VU, T, §8), blå taggsvamp (NT, T), dofttaggsvamp (NT, T), dropptaggsvamp (NT, T), fyrflikig jordstjärna (NT, T), kattfotslav (NT, T), koralltaggsvamp (NT, T), motaggsvamp (NT, T), orange taggsvamp (NT, T), tallticka (NT, T), ullticka (NT, T), vedskivlav (NT, T), vippärt (NT, T), vårärt (NT, T), blåmossa (S, T), bronshjon (S, T), granbarkgnagare (S, T), grovticka (S, T), grön sköldmossa (S, T, §8), grönpyrola (S, T), mindre märgborre (S, T), vedticka (S, T), järpe (T, §4), mattlummer (T, §9), spillkråka (T, §4) och tjäder (T, §4).</w:t>
       </w:r>
     </w:p>
     <w:p>
@@ -2604,7 +2575,7 @@
     <w:r>
       <w:tab/>
       <w:tab/>
-      <w:t>2026-10-09</w:t>
+      <w:t>2026-10-10</w:t>
       <w:br/>
       <w:br/>
     </w:r>

--- a/tillsyn/A 28806-2024 tillsynsbegäran.docx
+++ b/tillsyn/A 28806-2024 tillsynsbegäran.docx
@@ -2575,7 +2575,7 @@
     <w:r>
       <w:tab/>
       <w:tab/>
-      <w:t>2026-10-10</w:t>
+      <w:t>2026-10-11</w:t>
       <w:br/>
       <w:br/>
     </w:r>

--- a/tillsyn/A 28806-2024 tillsynsbegäran.docx
+++ b/tillsyn/A 28806-2024 tillsynsbegäran.docx
@@ -2575,7 +2575,7 @@
     <w:r>
       <w:tab/>
       <w:tab/>
-      <w:t>2026-10-11</w:t>
+      <w:t>2026-10-12</w:t>
       <w:br/>
       <w:br/>
     </w:r>

--- a/tillsyn/A 28806-2024 tillsynsbegäran.docx
+++ b/tillsyn/A 28806-2024 tillsynsbegäran.docx
@@ -2575,7 +2575,7 @@
     <w:r>
       <w:tab/>
       <w:tab/>
-      <w:t>2026-10-12</w:t>
+      <w:t>2026-10-13</w:t>
       <w:br/>
       <w:br/>
     </w:r>

--- a/tillsyn/A 28806-2024 tillsynsbegäran.docx
+++ b/tillsyn/A 28806-2024 tillsynsbegäran.docx
@@ -2575,7 +2575,7 @@
     <w:r>
       <w:tab/>
       <w:tab/>
-      <w:t>2026-10-13</w:t>
+      <w:t>2026-10-14</w:t>
       <w:br/>
       <w:br/>
     </w:r>

--- a/tillsyn/A 28806-2024 tillsynsbegäran.docx
+++ b/tillsyn/A 28806-2024 tillsynsbegäran.docx
@@ -2575,7 +2575,7 @@
     <w:r>
       <w:tab/>
       <w:tab/>
-      <w:t>2026-10-14</w:t>
+      <w:t>2026-10-15</w:t>
       <w:br/>
       <w:br/>
     </w:r>

--- a/tillsyn/A 28806-2024 tillsynsbegäran.docx
+++ b/tillsyn/A 28806-2024 tillsynsbegäran.docx
@@ -2575,7 +2575,7 @@
     <w:r>
       <w:tab/>
       <w:tab/>
-      <w:t>2026-10-15</w:t>
+      <w:t>2026-10-16</w:t>
       <w:br/>
       <w:br/>
     </w:r>

--- a/tillsyn/A 28806-2024 tillsynsbegäran.docx
+++ b/tillsyn/A 28806-2024 tillsynsbegäran.docx
@@ -2575,7 +2575,7 @@
     <w:r>
       <w:tab/>
       <w:tab/>
-      <w:t>2026-10-16</w:t>
+      <w:t>2026-10-17</w:t>
       <w:br/>
       <w:br/>
     </w:r>

--- a/tillsyn/A 28806-2024 tillsynsbegäran.docx
+++ b/tillsyn/A 28806-2024 tillsynsbegäran.docx
@@ -2575,7 +2575,7 @@
     <w:r>
       <w:tab/>
       <w:tab/>
-      <w:t>2026-10-17</w:t>
+      <w:t>2026-10-18</w:t>
       <w:br/>
       <w:br/>
     </w:r>

--- a/tillsyn/A 28806-2024 tillsynsbegäran.docx
+++ b/tillsyn/A 28806-2024 tillsynsbegäran.docx
@@ -22,7 +22,7 @@
       <w:r>
         <w:drawing>
           <wp:inline xmlns:a="http://schemas.openxmlformats.org/drawingml/2006/main" xmlns:pic="http://schemas.openxmlformats.org/drawingml/2006/picture">
-            <wp:extent cx="5142875" cy="5724000"/>
+            <wp:extent cx="5066568" cy="5724000"/>
             <wp:docPr id="1" name="Picture 1"/>
             <wp:cNvGraphicFramePr>
               <a:graphicFrameLocks noChangeAspect="1"/>
@@ -43,7 +43,7 @@
                   <pic:spPr>
                     <a:xfrm>
                       <a:off x="0" y="0"/>
-                      <a:ext cx="5142875" cy="5724000"/>
+                      <a:ext cx="5066568" cy="5724000"/>
                     </a:xfrm>
                     <a:prstGeom prst="rect"/>
                   </pic:spPr>
@@ -65,7 +65,7 @@
     </w:p>
     <w:p>
       <w:r>
-        <w:t>I och inom 23 meter från avverkningsanmälan finns fynd av 51 naturvårdsarter, varav 28 är rödlistade, 16 är fridlysta, 28 är typiska (T) och 11 är signalarter (S): blackticka (VU), goliatmusseron (VU, T), gul taggsvamp (VU, T), jättemusseron (VU), knärot (VU, T, §8), rotfingersvamp (VU), blå taggsvamp (NT, T), dofttaggsvamp (NT, T), dropptaggsvamp (NT, T), fjällig taggsvamp s.str. (NT), fyrflikig jordstjärna (NT, T), gultoppig fingersvamp (NT), jungfrulin (NT), kattfotslav (NT, T), koralltaggsvamp (NT, T), motaggsvamp (NT, T), nordfladdermus (NT, §4a), orange taggsvamp (NT, T), skarp dropptaggsvamp (NT), svartvit taggsvamp (NT), svinrot (NT), tallticka (NT, T), talltita (NT, §4), ullticka (NT, T), vedskivlav (NT, T), vippärt (NT, T), vårstarr (NT), vårärt (NT, T), blomkålssvamp (S), blåmossa (S, T), bronshjon (S, T), granbarkgnagare (S, T), grovticka (S, T), grön sköldmossa (S, T, §8), grönpyrola (S, T), mindre märgborre (S, T), rödgul trumpetsvamp (S), vedticka (S, T), vågbandad barkbock (S), järpe (T, §4), mattlummer (T, §9), spillkråka (T, §4), tjäder (T, §4), havsörn (§4), kungsfågel (§4), huggorm (§6), vanlig groda (§6), vanlig padda (§6), vanlig snok (§6), fläcknycklar (§8) och revlummer (§9). Se Figur 1.</w:t>
+        <w:t>I och inom 23 meter från avverkningsanmälan finns fynd av 55 naturvårdsarter, varav 30 är rödlistade, 20 är fridlysta, 28 är typiska (T) och 11 är signalarter (S): blackticka (VU), goliatmusseron (VU, T), gul taggsvamp (VU, T), jättemusseron (VU), knärot (VU, T, §8), rotfingersvamp (VU), blå taggsvamp (NT, T), brunlångöra (NT, §4a), dofttaggsvamp (NT, T), dropptaggsvamp (NT, T), fjällig taggsvamp s.str. (NT), fyrflikig jordstjärna (NT, T), gultoppig fingersvamp (NT), jungfrulin (NT), kattfotslav (NT, T), koralltaggsvamp (NT, T), motaggsvamp (NT, T), nordfladdermus (NT, §4a), orange taggsvamp (NT, T), skarp dropptaggsvamp (NT), svartvit taggsvamp (NT), svinrot (NT), sydfladdermus (NT, §4a), tallticka (NT, T), talltita (NT, §4), ullticka (NT, T), vedskivlav (NT, T), vippärt (NT, T), vårstarr (NT), vårärt (NT, T), blomkålssvamp (S), blåmossa (S, T), bronshjon (S, T), granbarkgnagare (S, T), grovticka (S, T), grön sköldmossa (S, T, §8), grönpyrola (S, T), mindre märgborre (S, T), rödgul trumpetsvamp (S), vedticka (S, T), vågbandad barkbock (S), järpe (T, §4), mattlummer (T, §9), spillkråka (T, §4), tjäder (T, §4), havsörn (§4), kungsfågel (§4), större brunfladdermus (§4a), vattenfladdermus (§4a), huggorm (§6), vanlig groda (§6), vanlig padda (§6), vanlig snok (§6), fläcknycklar (§8) och revlummer (§9). Se Figur 1.</w:t>
       </w:r>
     </w:p>
     <w:p>
@@ -302,6 +302,35 @@
         <w:rPr>
           <w:b/>
         </w:rPr>
+        <w:t>Brunlångöra (NT, §4a)</w:t>
+      </w:r>
+      <w:r>
+        <w:t xml:space="preserve"> omfattas av bilaga 4 EU:s art- och habitatdirektiv vilket innebär att arten och dess livsmiljöer är strikt skyddade. Brunlångöra förekommer framförallt inne i relativt tät skog men födosöker också i trädgårdar, parker och hagar. Den har minskat med 17,5 (5–30) % under de senaste 21 åren och minskningstakten för den svenska populationen bedöms vara nära gränsvärdet för Sårbar (VU). (A2bc). Brunlångöra är typisk art för </w:t>
+      </w:r>
+      <w:r>
+        <w:rPr>
+          <w:i/>
+        </w:rPr>
+        <w:t>8310 Grottor</w:t>
+      </w:r>
+      <w:r>
+        <w:t xml:space="preserve"> och </w:t>
+      </w:r>
+      <w:r>
+        <w:rPr>
+          <w:i/>
+        </w:rPr>
+        <w:t>8330</w:t>
+      </w:r>
+      <w:r>
+        <w:t xml:space="preserve"> (SLU Artdatabanken, 2024).</w:t>
+      </w:r>
+    </w:p>
+    <w:p>
+      <w:r>
+        <w:rPr>
+          <w:b/>
+        </w:rPr>
         <w:t xml:space="preserve">Dofttaggsvamp (NT) </w:t>
       </w:r>
       <w:r>
@@ -515,6 +544,17 @@
         <w:rPr>
           <w:b/>
         </w:rPr>
+        <w:t>Sydfladdermus (NT, §4a)</w:t>
+      </w:r>
+      <w:r>
+        <w:t xml:space="preserve"> omfattas av bilaga 4 EU:s art- och habitatdirektiv vilket innebär att arten och dess livsmiljöer är strikt skyddade. Den födosöker i halvöppna miljöer som glesa skogar, skogskanter, trädbärande betesmarker, gårdsmiljöer, bryn och parker och äter framförallt lite större byten av skalbaggar, nattfjärilar och myggor. Sydfladdermus hör till de arter som är mer utsatta för vindkraft på grund av sitt jaktbeteende där den under hösten ofta födosöker på hög höjd (SLU Artdatabanken, 2024).</w:t>
+      </w:r>
+    </w:p>
+    <w:p>
+      <w:r>
+        <w:rPr>
+          <w:b/>
+        </w:rPr>
         <w:t xml:space="preserve">Tallticka (NT) </w:t>
       </w:r>
       <w:r>
@@ -1029,6 +1069,46 @@
       </w:r>
       <w:r>
         <w:t xml:space="preserve"> omfattas av bilaga 1 EU:s fågeldirektiv. Skyddandet av befintliga bon måste upprätthållas och i samband med skogsavverkning bör en skyddszon på minst 100 meters radie runt boplatsen lämnas intakt. Under häckningsperioden (1 januari till 15 augusti) är havsörnen störningskänslig och inga skogsbruksåtgärder eller annan störande verksamhet får förekomma närmare än 500 m från boet under den tiden. För att åstadkomma en succession av lämpliga boträd för kommande generationer av havsörnar behöver ett betydligt större antal s.k. evighetsträd sparas vid avverkningar redan idag (SLU Artdatabanken, 2026; Skogsstyrelsen, 2016).</w:t>
+      </w:r>
+    </w:p>
+    <w:p>
+      <w:r>
+        <w:rPr>
+          <w:b/>
+        </w:rPr>
+        <w:t>Större brunfladdermus (§4a)</w:t>
+      </w:r>
+      <w:r>
+        <w:t xml:space="preserve"> omfattas av bilaga 4 EU:s art- och habitatdirektiv vilket innebär ett strikt skydd där arten och dess livsmiljöer ska bevaras. Den lever huvudsakligen i större skogsområden med gamla lövträdsbestånd, där den jagar i alla typer av öppna och halvöppna miljöer, ofta över stora sjöar och vattendrag, strandängar, betes- och slåttermarker. Under året utnyttjar fladdermössen många olika miljöer och ett effektivt bevarandearbete måste därför utgå från ett landskapsekologiskt perspektiv. Den viktigaste faktorn för om fladdermössen ska kunna leva i ett område är tillgången på föda i form av nattaktiva insekter. Ett bra hemområde måste erbjuda god födotillgång under hela aktivitetsperioden. Åtgärder som bevarar och gynnar en hög insektsproduktion är därför centrala. I ett varierat landskap med hög andel äldre lövträd, småvatten, sumpskogar, öppna våtmarker, ängar och betesmarker avlöser olika insektsgrupper varandra vilket gör att det hela tiden finns tillräckligt med föda. Gamla träd med grov bark, skador, håligheter eller döda delar bör lämnas och yngre träd (efterträdare) tillåtas finnas kvar och åldras för att säkra framtida förekomst av lämpliga yngelmiljöer. Övervintringsplatser måste skyddas effektivt från störningar (SLU Artdatabanken, 2024).</w:t>
+      </w:r>
+    </w:p>
+    <w:p>
+      <w:r>
+        <w:rPr>
+          <w:b/>
+        </w:rPr>
+        <w:t>Vattenfladdermus (§4a)</w:t>
+      </w:r>
+      <w:r>
+        <w:t xml:space="preserve"> omfattas av bilaga 4 EU:s art- och habitatdirektiv vilket innebär ett strikt skydd där arten och dess livsmiljöer ska bevaras. Arten förekommer mest vid vatten, vid både sjöar och vattendrag där den födosöker antingen tätt ovanför vattenytan eller i strandskog. Kolonin kan ligga ganska långt från vatten och den kan ibland jaga i skog flera kilometer från vatten. För vattenfladdermusen bör framförallt åtgärder planeras och vidtas i strandnära områden. Sumpskog och hålträd behöver bevaras och återskapas. Gamla träd med grov bark, skador, håligheter eller döda delar bör lämnas och yngre träd (efterträdare) tillåtas finnas kvar och åldras för att säkra framtida förekomst av lämpliga yngelmiljöer. Övervintringsplatser måste skyddas effektivt från störningar. Vattenfladdermus är typisk art för </w:t>
+      </w:r>
+      <w:r>
+        <w:rPr>
+          <w:i/>
+        </w:rPr>
+        <w:t>8310 Grottor</w:t>
+      </w:r>
+      <w:r>
+        <w:t xml:space="preserve"> och </w:t>
+      </w:r>
+      <w:r>
+        <w:rPr>
+          <w:i/>
+        </w:rPr>
+        <w:t>8330 Havsgrottor</w:t>
+      </w:r>
+      <w:r>
+        <w:t xml:space="preserve"> (SLU Artdatabanken, 2025).</w:t>
       </w:r>
     </w:p>
     <w:p>
@@ -1379,22 +1459,40 @@
         <w:pStyle w:val="Heading1"/>
       </w:pPr>
       <w:r>
-        <w:t>Nordfladdermus – ekologi samt krav på livsmiljön</w:t>
-      </w:r>
-    </w:p>
-    <w:p>
-      <w:r>
-        <w:t>Nordfladdermus (NT, §4a) omfattas av bilaga 4 EU:s art- och habitatdirektiv vilket innebär ett strikt skydd för arten och dess livsmiljöer. Arten har minskat med 27,5 (5–50) % under de senaste 21 åren och minskningstakten för den svenska populationen bedöms vara nära gränsvärdet för Sårbar (VU). (A2bc) (SLU Artdatabanken, 2024).</w:t>
-      </w:r>
-    </w:p>
-    <w:p>
-      <w:r>
-        <w:t>Nordfladdermus föredrar variationsrik skog med förekomst av sjöar, vattendrag och våtmarker och hittas framförallt i halvöppna miljöer som trädbärande beteshagar och i kantzoner mellan skog och odlingsmark. Den undviker stora öppna områden som stora hyggen och större sammanhängande planteringar vilket minskar längden bryn och landskapets heterogenitet och därmed födotillgången och mängden lämpliga jaktplatser. Skogsbruksåtgärder som leder till minskad förekomst av äldre, gles skog och då särskilt tillgång på hålträd och träd med löst sittande bark kan leda till brist på koloniplatser och viloplatser (SLU Artdatabanken, 2024; Skogsstyrelsen, 2016).</w:t>
-      </w:r>
-    </w:p>
-    <w:p>
-      <w:r>
-        <w:t>Fladdermöss är beroende av hänsyn på landskapsnivå och det är viktigt att alla typer av vatten och våtmarker samt fuktiga skogspartier återställs och bevaras. Sväm- och sumpskog ska alltid sparas, och äldre lövmiljöer bör alltid sparas för födosök, koloniplatser och viloplatser. Utöver kantzoner mot vatten och våtmarker bör tillräckligt breda skyddszoner av uppväxt skog sparas för att skapa och bevara vindskyddade födosöksmiljöer. Genom att binda samman befintliga skogsbestånd med korridorer av uppvuxen skog skapas ett fladdermusvänligt landskap (SLU Artdatabanken, 2024; Skogsstyrelsen, 2016).</w:t>
+        <w:t>Brunlångöra – ekologi samt krav på livsmiljön</w:t>
+      </w:r>
+    </w:p>
+    <w:p>
+      <w:r>
+        <w:t>Brunlångöra (NT, §4a) omfattas av bilaga 4 EU:s art- och habitatdirektiv vilket innebär ett strikt skydd för arten och dess livsmiljöer. Den har minskat med 17,5 (5–30) % under de senaste 21 åren och minskningstakten för den svenska populationen bedöms vara nära gränsvärdet för Sårbar (VU). (A2bc) (SLU Artdatabanken, 2024).</w:t>
+      </w:r>
+    </w:p>
+    <w:p>
+      <w:r>
+        <w:t>Brunlångöra förekommer framförallt inne i relativt tät skog men födosöker också runt hus, i parker, trädgårdar och hagar. Arten har ett mycket karakteristiskt jaktbeteende då den flyger tätt intill vegetationen så som träd och buskar eller lågt över marken där den plockar insekter och spindlar direkt från blad, grenar och grässtrån. Arten kan till och med ryttla, stå stilla i luften med fladdrande vingar. Kolonierna finns ofta i stora byggnader som kyrkor, lador och magasin. Arten påverkas negativt av belysning, och en kraftig minskning har observerats på ett antal koloniplatser i södra Sverige (SLU Artdatabanken, 2024).</w:t>
+      </w:r>
+    </w:p>
+    <w:p>
+      <w:r>
+        <w:t xml:space="preserve">Den viktigaste faktorn för om fladdermössen ska kunna leva i ett område är tillgången på föda i form av nattaktiva insekter. Ett bra hemområde måste erbjuda god födotillgång under hela aktivitetsperioden. Åtgärder som bevarar och gynnar en hög insektsproduktion är därför centrala. I ett varierat landskap med hög andel äldre lövträd, småvatten, sumpskogar, öppna våtmarker, ängar och betesmarker avlöser olika insektsgrupper varandra vilket gör att det hela tiden finns tillräckligt med föda. Brunlångöra är typisk art för </w:t>
+      </w:r>
+      <w:r>
+        <w:rPr>
+          <w:i/>
+        </w:rPr>
+        <w:t>8310 Grottor</w:t>
+      </w:r>
+      <w:r>
+        <w:t xml:space="preserve"> och </w:t>
+      </w:r>
+      <w:r>
+        <w:rPr>
+          <w:i/>
+        </w:rPr>
+        <w:t>8330 Havsgrottor</w:t>
+      </w:r>
+      <w:r>
+        <w:t xml:space="preserve"> (SLU Artdatabanken, 2024).</w:t>
       </w:r>
     </w:p>
     <w:p>
@@ -1402,6 +1500,51 @@
         <w:pStyle w:val="Heading2"/>
       </w:pPr>
       <w:r>
+        <w:t>Referenser – brunlångöra</w:t>
+      </w:r>
+    </w:p>
+    <w:p>
+      <w:r>
+        <w:t>SLU Artdatabanken, 2024.</w:t>
+      </w:r>
+      <w:r>
+        <w:rPr>
+          <w:i/>
+        </w:rPr>
+        <w:t xml:space="preserve"> Artfakta: brunlångöra (Plecotus auritus). </w:t>
+      </w:r>
+      <w:r>
+        <w:t>https://artfakta.se/taxa/206002</w:t>
+      </w:r>
+    </w:p>
+    <w:p>
+      <w:pPr>
+        <w:pStyle w:val="Heading1"/>
+      </w:pPr>
+      <w:r>
+        <w:t>Nordfladdermus – ekologi samt krav på livsmiljön</w:t>
+      </w:r>
+    </w:p>
+    <w:p>
+      <w:r>
+        <w:t>Nordfladdermus (NT, §4a) omfattas av bilaga 4 EU:s art- och habitatdirektiv vilket innebär ett strikt skydd för arten och dess livsmiljöer. Arten har minskat med 27,5 (5–50) % under de senaste 21 åren och minskningstakten för den svenska populationen bedöms vara nära gränsvärdet för Sårbar (VU). (A2bc) (SLU Artdatabanken, 2024).</w:t>
+      </w:r>
+    </w:p>
+    <w:p>
+      <w:r>
+        <w:t>Nordfladdermus föredrar variationsrik skog med förekomst av sjöar, vattendrag och våtmarker och hittas framförallt i halvöppna miljöer som trädbärande beteshagar och i kantzoner mellan skog och odlingsmark. Den undviker stora öppna områden som stora hyggen och större sammanhängande planteringar vilket minskar längden bryn och landskapets heterogenitet och därmed födotillgången och mängden lämpliga jaktplatser. Skogsbruksåtgärder som leder till minskad förekomst av äldre, gles skog och då särskilt tillgång på hålträd och träd med löst sittande bark kan leda till brist på koloniplatser och viloplatser (SLU Artdatabanken, 2024; Skogsstyrelsen, 2016).</w:t>
+      </w:r>
+    </w:p>
+    <w:p>
+      <w:r>
+        <w:t>Fladdermöss är beroende av hänsyn på landskapsnivå och det är viktigt att alla typer av vatten och våtmarker samt fuktiga skogspartier återställs och bevaras. Sväm- och sumpskog ska alltid sparas, och äldre lövmiljöer bör alltid sparas för födosök, koloniplatser och viloplatser. Utöver kantzoner mot vatten och våtmarker bör tillräckligt breda skyddszoner av uppväxt skog sparas för att skapa och bevara vindskyddade födosöksmiljöer. Genom att binda samman befintliga skogsbestånd med korridorer av uppvuxen skog skapas ett fladdermusvänligt landskap (SLU Artdatabanken, 2024; Skogsstyrelsen, 2016).</w:t>
+      </w:r>
+    </w:p>
+    <w:p>
+      <w:pPr>
+        <w:pStyle w:val="Heading2"/>
+      </w:pPr>
+      <w:r>
         <w:t>Referenser – nordfladdermus</w:t>
       </w:r>
     </w:p>
@@ -1431,6 +1574,46 @@
       </w:r>
       <w:r>
         <w:t>https://artfakta.se/taxa/205998</w:t>
+      </w:r>
+    </w:p>
+    <w:p>
+      <w:pPr>
+        <w:pStyle w:val="Heading1"/>
+      </w:pPr>
+      <w:r>
+        <w:t>Sydfladdermus – ekologi samt krav på livsmiljön</w:t>
+      </w:r>
+    </w:p>
+    <w:p>
+      <w:r>
+        <w:t>Sydfladdermus (NT, §4a) omfattas av bilaga 4 EU:s art- och habitatdirektiv vilket innebär att arten och dess livsmiljöer är strikt skyddade. Den födosöker i halvöppna miljöer som glesa skogar, skogskanter, trädbärande betesmarker, gårdsmiljöer, bryn och parker och äter framförallt lite större byten av skalbaggar, nattfjärilar och myggor. Gatlampor drar till sig mycket insekter och arten kan därför ses patrullera dessa på jakt efter föda. Sydfladdermus hör till de arter som är mer utsatta för vindkraft på grund av sitt jaktbeteende där den under hösten ofta födosöker på hög höjd (SLU Artdatabanken, 2024).</w:t>
+      </w:r>
+    </w:p>
+    <w:p>
+      <w:r>
+        <w:t>Under året utnyttjar fladdermöss många olika miljöer och ett effektivt bevarandearbete måste därför utgå från ett landskapsekologiskt perspektiv. Den viktigaste faktorn för om fladdermössen ska kunna leva i ett område är tillgången på föda i form av nattaktiva insekter. Ett bra hemområde måste erbjuda god födotillgång under hela aktivitetsperioden. Åtgärder som bevarar och gynnar en hög insektsproduktion är därför centrala. I ett varierat landskap med hög andel äldre lövträd, småvatten, sumpskogar, öppna våtmarker, ängar och betesmarker avlöser olika insektsgrupper varandra vilket gör att det hela tiden finns tillräckligt med föda (SLU Artdatabanken, 2024).</w:t>
+      </w:r>
+    </w:p>
+    <w:p>
+      <w:pPr>
+        <w:pStyle w:val="Heading2"/>
+      </w:pPr>
+      <w:r>
+        <w:t>Referenser – sydfladdermus</w:t>
+      </w:r>
+    </w:p>
+    <w:p>
+      <w:r>
+        <w:t>SLU Artdatabanken, 2024.</w:t>
+      </w:r>
+      <w:r>
+        <w:rPr>
+          <w:i/>
+        </w:rPr>
+        <w:t xml:space="preserve"> Artfakta: sydfladdermus (Eptesicus serotinus)</w:t>
+      </w:r>
+      <w:r>
+        <w:t>. https://artfakta.se/taxa/100051</w:t>
       </w:r>
     </w:p>
     <w:p>
@@ -2575,7 +2758,7 @@
     <w:r>
       <w:tab/>
       <w:tab/>
-      <w:t>2026-10-18</w:t>
+      <w:t>2026-10-19</w:t>
       <w:br/>
       <w:br/>
     </w:r>

--- a/tillsyn/A 28806-2024 tillsynsbegäran.docx
+++ b/tillsyn/A 28806-2024 tillsynsbegäran.docx
@@ -2758,7 +2758,7 @@
     <w:r>
       <w:tab/>
       <w:tab/>
-      <w:t>2026-10-19</w:t>
+      <w:t>2026-10-20</w:t>
       <w:br/>
       <w:br/>
     </w:r>

--- a/tillsyn/A 28806-2024 tillsynsbegäran.docx
+++ b/tillsyn/A 28806-2024 tillsynsbegäran.docx
@@ -2758,7 +2758,7 @@
     <w:r>
       <w:tab/>
       <w:tab/>
-      <w:t>2026-10-20</w:t>
+      <w:t>2026-10-21</w:t>
       <w:br/>
       <w:br/>
     </w:r>

--- a/tillsyn/A 28806-2024 tillsynsbegäran.docx
+++ b/tillsyn/A 28806-2024 tillsynsbegäran.docx
@@ -2758,7 +2758,7 @@
     <w:r>
       <w:tab/>
       <w:tab/>
-      <w:t>2026-10-21</w:t>
+      <w:t>2026-10-22</w:t>
       <w:br/>
       <w:br/>
     </w:r>

--- a/tillsyn/A 28806-2024 tillsynsbegäran.docx
+++ b/tillsyn/A 28806-2024 tillsynsbegäran.docx
@@ -2758,7 +2758,7 @@
     <w:r>
       <w:tab/>
       <w:tab/>
-      <w:t>2026-10-22</w:t>
+      <w:t>2026-10-23</w:t>
       <w:br/>
       <w:br/>
     </w:r>

--- a/tillsyn/A 28806-2024 tillsynsbegäran.docx
+++ b/tillsyn/A 28806-2024 tillsynsbegäran.docx
@@ -2758,7 +2758,7 @@
     <w:r>
       <w:tab/>
       <w:tab/>
-      <w:t>2026-10-23</w:t>
+      <w:t>2026-10-24</w:t>
       <w:br/>
       <w:br/>
     </w:r>

--- a/tillsyn/A 28806-2024 tillsynsbegäran.docx
+++ b/tillsyn/A 28806-2024 tillsynsbegäran.docx
@@ -2758,7 +2758,7 @@
     <w:r>
       <w:tab/>
       <w:tab/>
-      <w:t>2026-10-24</w:t>
+      <w:t>2026-10-25</w:t>
       <w:br/>
       <w:br/>
     </w:r>

--- a/tillsyn/A 28806-2024 tillsynsbegäran.docx
+++ b/tillsyn/A 28806-2024 tillsynsbegäran.docx
@@ -2758,7 +2758,7 @@
     <w:r>
       <w:tab/>
       <w:tab/>
-      <w:t>2026-10-25</w:t>
+      <w:t>2026-10-26</w:t>
       <w:br/>
       <w:br/>
     </w:r>

--- a/tillsyn/A 28806-2024 tillsynsbegäran.docx
+++ b/tillsyn/A 28806-2024 tillsynsbegäran.docx
@@ -2758,7 +2758,7 @@
     <w:r>
       <w:tab/>
       <w:tab/>
-      <w:t>2026-10-26</w:t>
+      <w:t>2026-10-27</w:t>
       <w:br/>
       <w:br/>
     </w:r>

--- a/tillsyn/A 28806-2024 tillsynsbegäran.docx
+++ b/tillsyn/A 28806-2024 tillsynsbegäran.docx
@@ -2758,7 +2758,7 @@
     <w:r>
       <w:tab/>
       <w:tab/>
-      <w:t>2026-10-27</w:t>
+      <w:t>2026-10-28</w:t>
       <w:br/>
       <w:br/>
     </w:r>

--- a/tillsyn/A 28806-2024 tillsynsbegäran.docx
+++ b/tillsyn/A 28806-2024 tillsynsbegäran.docx
@@ -2758,7 +2758,7 @@
     <w:r>
       <w:tab/>
       <w:tab/>
-      <w:t>2026-10-28</w:t>
+      <w:t>2026-10-29</w:t>
       <w:br/>
       <w:br/>
     </w:r>

--- a/tillsyn/A 28806-2024 tillsynsbegäran.docx
+++ b/tillsyn/A 28806-2024 tillsynsbegäran.docx
@@ -2758,7 +2758,7 @@
     <w:r>
       <w:tab/>
       <w:tab/>
-      <w:t>2026-10-29</w:t>
+      <w:t>2026-10-31</w:t>
       <w:br/>
       <w:br/>
     </w:r>
